--- a/elec-system/projects/ТЕСТ-2025-001_Тестовая_школа/docs/load_table_by_panel.docx
+++ b/elec-system/projects/ТЕСТ-2025-001_Тестовая_школа/docs/load_table_by_panel.docx
@@ -24,7 +24,7 @@
         <w:jc w:val="center"/>
       </w:pPr>
       <w:r>
-        <w:t>Дата: 2026-05-03  |  ГОСТ 21.613</w:t>
+        <w:t>Дата: 2026-05-06  |  ГОСТ 21.613</w:t>
       </w:r>
     </w:p>
     <w:p/>
@@ -966,6 +966,420 @@
           <w:p>
             <w:r>
               <w:rPr>
+                <w:b/>
+                <w:sz w:val="16"/>
+              </w:rPr>
+            </w:r>
+          </w:p>
+        </w:tc>
+        <w:tc>
+          <w:tcPr>
+            <w:tcW w:type="dxa" w:w="720"/>
+          </w:tcPr>
+          <w:p>
+            <w:r>
+              <w:rPr>
+                <w:b/>
+                <w:sz w:val="16"/>
+              </w:rPr>
+              <w:t>ИТОГО:</w:t>
+            </w:r>
+          </w:p>
+        </w:tc>
+        <w:tc>
+          <w:tcPr>
+            <w:tcW w:type="dxa" w:w="720"/>
+          </w:tcPr>
+          <w:p>
+            <w:r>
+              <w:rPr>
+                <w:b/>
+                <w:sz w:val="16"/>
+              </w:rPr>
+            </w:r>
+          </w:p>
+        </w:tc>
+        <w:tc>
+          <w:tcPr>
+            <w:tcW w:type="dxa" w:w="720"/>
+          </w:tcPr>
+          <w:p>
+            <w:r>
+              <w:rPr>
+                <w:b/>
+                <w:sz w:val="16"/>
+              </w:rPr>
+            </w:r>
+          </w:p>
+        </w:tc>
+        <w:tc>
+          <w:tcPr>
+            <w:tcW w:type="dxa" w:w="720"/>
+          </w:tcPr>
+          <w:p>
+            <w:r>
+              <w:rPr>
+                <w:b/>
+                <w:sz w:val="16"/>
+              </w:rPr>
+              <w:t>25.00</w:t>
+            </w:r>
+          </w:p>
+        </w:tc>
+        <w:tc>
+          <w:tcPr>
+            <w:tcW w:type="dxa" w:w="720"/>
+          </w:tcPr>
+          <w:p>
+            <w:r>
+              <w:rPr>
+                <w:b/>
+                <w:sz w:val="16"/>
+              </w:rPr>
+            </w:r>
+          </w:p>
+        </w:tc>
+        <w:tc>
+          <w:tcPr>
+            <w:tcW w:type="dxa" w:w="720"/>
+          </w:tcPr>
+          <w:p>
+            <w:r>
+              <w:rPr>
+                <w:b/>
+                <w:sz w:val="16"/>
+              </w:rPr>
+              <w:t>22.50</w:t>
+            </w:r>
+          </w:p>
+        </w:tc>
+        <w:tc>
+          <w:tcPr>
+            <w:tcW w:type="dxa" w:w="720"/>
+          </w:tcPr>
+          <w:p>
+            <w:r>
+              <w:rPr>
+                <w:b/>
+                <w:sz w:val="16"/>
+              </w:rPr>
+              <w:t>0.95</w:t>
+            </w:r>
+          </w:p>
+        </w:tc>
+        <w:tc>
+          <w:tcPr>
+            <w:tcW w:type="dxa" w:w="720"/>
+          </w:tcPr>
+          <w:p>
+            <w:r>
+              <w:rPr>
+                <w:b/>
+                <w:sz w:val="16"/>
+              </w:rPr>
+            </w:r>
+          </w:p>
+        </w:tc>
+        <w:tc>
+          <w:tcPr>
+            <w:tcW w:type="dxa" w:w="720"/>
+          </w:tcPr>
+          <w:p>
+            <w:r>
+              <w:rPr>
+                <w:b/>
+                <w:sz w:val="16"/>
+              </w:rPr>
+            </w:r>
+          </w:p>
+        </w:tc>
+        <w:tc>
+          <w:tcPr>
+            <w:tcW w:type="dxa" w:w="720"/>
+          </w:tcPr>
+          <w:p>
+            <w:r>
+              <w:rPr>
+                <w:b/>
+                <w:sz w:val="16"/>
+              </w:rPr>
+            </w:r>
+          </w:p>
+        </w:tc>
+        <w:tc>
+          <w:tcPr>
+            <w:tcW w:type="dxa" w:w="720"/>
+          </w:tcPr>
+          <w:p>
+            <w:r>
+              <w:rPr>
+                <w:b/>
+                <w:sz w:val="16"/>
+              </w:rPr>
+            </w:r>
+          </w:p>
+        </w:tc>
+      </w:tr>
+    </w:tbl>
+    <w:p/>
+    <w:p>
+      <w:pPr>
+        <w:pStyle w:val="Heading2"/>
+      </w:pPr>
+      <w:r>
+        <w:t>Щит ЩАО-1 — Щит аварийного освещения</w:t>
+      </w:r>
+    </w:p>
+    <w:tbl>
+      <w:tblPr>
+        <w:tblStyle w:val="TableGrid"/>
+        <w:tblW w:type="auto" w:w="0"/>
+        <w:tblLook w:firstColumn="1" w:firstRow="1" w:lastColumn="0" w:lastRow="0" w:noHBand="0" w:noVBand="1" w:val="04A0"/>
+      </w:tblPr>
+      <w:tblGrid>
+        <w:gridCol w:w="720"/>
+        <w:gridCol w:w="720"/>
+        <w:gridCol w:w="720"/>
+        <w:gridCol w:w="720"/>
+        <w:gridCol w:w="720"/>
+        <w:gridCol w:w="720"/>
+        <w:gridCol w:w="720"/>
+        <w:gridCol w:w="720"/>
+        <w:gridCol w:w="720"/>
+        <w:gridCol w:w="720"/>
+        <w:gridCol w:w="720"/>
+        <w:gridCol w:w="720"/>
+      </w:tblGrid>
+      <w:tr>
+        <w:tc>
+          <w:tcPr>
+            <w:tcW w:type="dxa" w:w="680"/>
+            <w:vAlign w:val="center"/>
+          </w:tcPr>
+          <w:p>
+            <w:pPr>
+              <w:jc w:val="center"/>
+            </w:pPr>
+            <w:r>
+              <w:rPr>
+                <w:b/>
+                <w:sz w:val="18"/>
+              </w:rPr>
+              <w:t>Поз.</w:t>
+            </w:r>
+          </w:p>
+        </w:tc>
+        <w:tc>
+          <w:tcPr>
+            <w:tcW w:type="dxa" w:w="2835"/>
+            <w:vAlign w:val="center"/>
+          </w:tcPr>
+          <w:p>
+            <w:pPr>
+              <w:jc w:val="center"/>
+            </w:pPr>
+            <w:r>
+              <w:rPr>
+                <w:b/>
+                <w:sz w:val="18"/>
+              </w:rPr>
+              <w:t>Наименование</w:t>
+            </w:r>
+          </w:p>
+        </w:tc>
+        <w:tc>
+          <w:tcPr>
+            <w:tcW w:type="dxa" w:w="1134"/>
+            <w:vAlign w:val="center"/>
+          </w:tcPr>
+          <w:p>
+            <w:pPr>
+              <w:jc w:val="center"/>
+            </w:pPr>
+            <w:r>
+              <w:rPr>
+                <w:b/>
+                <w:sz w:val="18"/>
+              </w:rPr>
+              <w:t>Тип</w:t>
+            </w:r>
+          </w:p>
+        </w:tc>
+        <w:tc>
+          <w:tcPr>
+            <w:tcW w:type="dxa" w:w="567"/>
+            <w:vAlign w:val="center"/>
+          </w:tcPr>
+          <w:p>
+            <w:pPr>
+              <w:jc w:val="center"/>
+            </w:pPr>
+            <w:r>
+              <w:rPr>
+                <w:b/>
+                <w:sz w:val="18"/>
+              </w:rPr>
+              <w:t>Кат.</w:t>
+            </w:r>
+          </w:p>
+        </w:tc>
+        <w:tc>
+          <w:tcPr>
+            <w:tcW w:type="dxa" w:w="850"/>
+            <w:vAlign w:val="center"/>
+          </w:tcPr>
+          <w:p>
+            <w:pPr>
+              <w:jc w:val="center"/>
+            </w:pPr>
+            <w:r>
+              <w:rPr>
+                <w:b/>
+                <w:sz w:val="18"/>
+              </w:rPr>
+              <w:t>Pуст</w:t>
+              <w:br/>
+              <w:t>кВт</w:t>
+            </w:r>
+          </w:p>
+        </w:tc>
+        <w:tc>
+          <w:tcPr>
+            <w:tcW w:type="dxa" w:w="567"/>
+            <w:vAlign w:val="center"/>
+          </w:tcPr>
+          <w:p>
+            <w:pPr>
+              <w:jc w:val="center"/>
+            </w:pPr>
+            <w:r>
+              <w:rPr>
+                <w:b/>
+                <w:sz w:val="18"/>
+              </w:rPr>
+              <w:t>Кс</w:t>
+            </w:r>
+          </w:p>
+        </w:tc>
+        <w:tc>
+          <w:tcPr>
+            <w:tcW w:type="dxa" w:w="850"/>
+            <w:vAlign w:val="center"/>
+          </w:tcPr>
+          <w:p>
+            <w:pPr>
+              <w:jc w:val="center"/>
+            </w:pPr>
+            <w:r>
+              <w:rPr>
+                <w:b/>
+                <w:sz w:val="18"/>
+              </w:rPr>
+              <w:t>Pрасч</w:t>
+              <w:br/>
+              <w:t>кВт</w:t>
+            </w:r>
+          </w:p>
+        </w:tc>
+        <w:tc>
+          <w:tcPr>
+            <w:tcW w:type="dxa" w:w="680"/>
+            <w:vAlign w:val="center"/>
+          </w:tcPr>
+          <w:p>
+            <w:pPr>
+              <w:jc w:val="center"/>
+            </w:pPr>
+            <w:r>
+              <w:rPr>
+                <w:b/>
+                <w:sz w:val="18"/>
+              </w:rPr>
+              <w:t>cosφ</w:t>
+            </w:r>
+          </w:p>
+        </w:tc>
+        <w:tc>
+          <w:tcPr>
+            <w:tcW w:type="dxa" w:w="1984"/>
+            <w:vAlign w:val="center"/>
+          </w:tcPr>
+          <w:p>
+            <w:pPr>
+              <w:jc w:val="center"/>
+            </w:pPr>
+            <w:r>
+              <w:rPr>
+                <w:b/>
+                <w:sz w:val="18"/>
+              </w:rPr>
+              <w:t>Кабель</w:t>
+            </w:r>
+          </w:p>
+        </w:tc>
+        <w:tc>
+          <w:tcPr>
+            <w:tcW w:type="dxa" w:w="680"/>
+            <w:vAlign w:val="center"/>
+          </w:tcPr>
+          <w:p>
+            <w:pPr>
+              <w:jc w:val="center"/>
+            </w:pPr>
+            <w:r>
+              <w:rPr>
+                <w:b/>
+                <w:sz w:val="18"/>
+              </w:rPr>
+              <w:t>АВ, А</w:t>
+            </w:r>
+          </w:p>
+        </w:tc>
+        <w:tc>
+          <w:tcPr>
+            <w:tcW w:type="dxa" w:w="1417"/>
+            <w:vAlign w:val="center"/>
+          </w:tcPr>
+          <w:p>
+            <w:pPr>
+              <w:jc w:val="center"/>
+            </w:pPr>
+            <w:r>
+              <w:rPr>
+                <w:b/>
+                <w:sz w:val="18"/>
+              </w:rPr>
+              <w:t>L план/расч, м</w:t>
+            </w:r>
+          </w:p>
+        </w:tc>
+        <w:tc>
+          <w:tcPr>
+            <w:tcW w:type="dxa" w:w="850"/>
+            <w:vAlign w:val="center"/>
+          </w:tcPr>
+          <w:p>
+            <w:pPr>
+              <w:jc w:val="center"/>
+            </w:pPr>
+            <w:r>
+              <w:rPr>
+                <w:b/>
+                <w:sz w:val="18"/>
+              </w:rPr>
+              <w:t>ΔU, %</w:t>
+            </w:r>
+          </w:p>
+        </w:tc>
+      </w:tr>
+      <w:tr>
+        <w:tc>
+          <w:tcPr>
+            <w:tcW w:type="dxa" w:w="720"/>
+          </w:tcPr>
+          <w:p>
+            <w:r>
+              <w:rPr>
                 <w:b w:val="0"/>
                 <w:sz w:val="16"/>
               </w:rPr>
@@ -1192,7 +1606,7 @@
                 <w:b/>
                 <w:sz w:val="16"/>
               </w:rPr>
-              <w:t>27.00</w:t>
+              <w:t>2.00</w:t>
             </w:r>
           </w:p>
         </w:tc>
@@ -1219,7 +1633,7 @@
                 <w:b/>
                 <w:sz w:val="16"/>
               </w:rPr>
-              <w:t>24.30</w:t>
+              <w:t>1.80</w:t>
             </w:r>
           </w:p>
         </w:tc>

--- a/elec-system/projects/ТЕСТ-2025-001_Тестовая_школа/docs/load_table_by_panel.docx
+++ b/elec-system/projects/ТЕСТ-2025-001_Тестовая_школа/docs/load_table_by_panel.docx
@@ -24,7 +24,7 @@
         <w:jc w:val="center"/>
       </w:pPr>
       <w:r>
-        <w:t>Дата: 2026-05-06  |  ГОСТ 21.613</w:t>
+        <w:t>Дата: 2026-05-08  |  ГОСТ 21.613</w:t>
       </w:r>
     </w:p>
     <w:p/>
